--- a/assets/readme/examples/word-export-companion.docx
+++ b/assets/readme/examples/word-export-companion.docx
@@ -8,7 +8,7 @@
       </w:pPr>
       <w:r>
         <w:rPr>
-          <w:rFonts w:ascii="Helvetica-Bold" w:hAnsi="Helvetica-Bold" w:cs="Helvetica-Bold" w:eastAsia="Helvetica-Bold"/>
+          <w:rFonts w:ascii="Helvetica" w:hAnsi="Helvetica" w:cs="Helvetica" w:eastAsia="Helvetica"/>
           <w:sz w:val="40"/>
           <w:color w:val="142D50"/>
           <w:b w:val="on"/>
@@ -99,7 +99,7 @@
       </w:pPr>
       <w:r>
         <w:rPr>
-          <w:rFonts w:ascii="Helvetica-Bold" w:hAnsi="Helvetica-Bold" w:cs="Helvetica-Bold" w:eastAsia="Helvetica-Bold"/>
+          <w:rFonts w:ascii="Helvetica" w:hAnsi="Helvetica" w:cs="Helvetica" w:eastAsia="Helvetica"/>
           <w:sz w:val="26"/>
           <w:color w:val="222632"/>
           <w:b w:val="on"/>
@@ -163,7 +163,7 @@
       </w:pPr>
       <w:r>
         <w:rPr>
-          <w:rFonts w:ascii="Helvetica-Bold" w:hAnsi="Helvetica-Bold" w:cs="Helvetica-Bold" w:eastAsia="Helvetica-Bold"/>
+          <w:rFonts w:ascii="Helvetica" w:hAnsi="Helvetica" w:cs="Helvetica" w:eastAsia="Helvetica"/>
           <w:sz w:val="26"/>
           <w:color w:val="222632"/>
           <w:b w:val="on"/>
@@ -305,7 +305,7 @@
       </w:pPr>
       <w:r>
         <w:rPr>
-          <w:rFonts w:ascii="Helvetica-Bold" w:hAnsi="Helvetica-Bold" w:cs="Helvetica-Bold" w:eastAsia="Helvetica-Bold"/>
+          <w:rFonts w:ascii="Helvetica" w:hAnsi="Helvetica" w:cs="Helvetica" w:eastAsia="Helvetica"/>
           <w:sz w:val="26"/>
           <w:color w:val="222632"/>
           <w:b w:val="on"/>
@@ -340,7 +340,7 @@
       </w:pPr>
       <w:r>
         <w:rPr>
-          <w:rFonts w:ascii="Helvetica-Bold" w:hAnsi="Helvetica-Bold" w:cs="Helvetica-Bold" w:eastAsia="Helvetica-Bold"/>
+          <w:rFonts w:ascii="Helvetica" w:hAnsi="Helvetica" w:cs="Helvetica" w:eastAsia="Helvetica"/>
           <w:sz w:val="26"/>
           <w:color w:val="222632"/>
           <w:b w:val="on"/>
@@ -396,7 +396,7 @@
       </w:pPr>
       <w:r>
         <w:rPr>
-          <w:rFonts w:ascii="Helvetica-Bold" w:hAnsi="Helvetica-Bold" w:cs="Helvetica-Bold" w:eastAsia="Helvetica-Bold"/>
+          <w:rFonts w:ascii="Helvetica" w:hAnsi="Helvetica" w:cs="Helvetica" w:eastAsia="Helvetica"/>
           <w:sz w:val="26"/>
           <w:color w:val="222632"/>
           <w:b w:val="on"/>
@@ -410,9 +410,10 @@
       </w:pPr>
       <w:r>
         <w:rPr>
-          <w:rFonts w:ascii="Helvetica-Oblique" w:hAnsi="Helvetica-Oblique" w:cs="Helvetica-Oblique" w:eastAsia="Helvetica-Oblique"/>
+          <w:rFonts w:ascii="Helvetica" w:hAnsi="Helvetica" w:cs="Helvetica" w:eastAsia="Helvetica"/>
           <w:sz w:val="20"/>
           <w:color w:val="666A76"/>
+          <w:i w:val="on"/>
         </w:rPr>
         <w:t>The PDF renders the vector chart; Word has no layout pass, so the same node exports as a categories-by-series table.</w:t>
       </w:r>
@@ -551,7 +552,7 @@
       </w:pPr>
       <w:r>
         <w:rPr>
-          <w:rFonts w:ascii="Helvetica-Bold" w:hAnsi="Helvetica-Bold" w:cs="Helvetica-Bold" w:eastAsia="Helvetica-Bold"/>
+          <w:rFonts w:ascii="Helvetica" w:hAnsi="Helvetica" w:cs="Helvetica" w:eastAsia="Helvetica"/>
           <w:sz w:val="26"/>
           <w:color w:val="222632"/>
           <w:b w:val="on"/>
@@ -565,9 +566,10 @@
       </w:pPr>
       <w:r>
         <w:rPr>
-          <w:rFonts w:ascii="Helvetica-Oblique" w:hAnsi="Helvetica-Oblique" w:cs="Helvetica-Oblique" w:eastAsia="Helvetica-Oblique"/>
+          <w:rFonts w:ascii="Helvetica" w:hAnsi="Helvetica" w:cs="Helvetica" w:eastAsia="Helvetica"/>
           <w:sz w:val="20"/>
           <w:color w:val="666A76"/>
+          <w:i w:val="on"/>
         </w:rPr>
         <w:t>The divider and the badge below render in the PDF; the semantic export skips pure geometry and writes the badge's text inline instead.</w:t>
       </w:r>
@@ -578,9 +580,10 @@
       </w:pPr>
       <w:r>
         <w:rPr>
-          <w:rFonts w:ascii="Helvetica-Bold" w:hAnsi="Helvetica-Bold" w:cs="Helvetica-Bold" w:eastAsia="Helvetica-Bold"/>
+          <w:rFonts w:ascii="Helvetica" w:hAnsi="Helvetica" w:cs="Helvetica" w:eastAsia="Helvetica"/>
           <w:sz w:val="40"/>
           <w:color w:val="FFFFFF"/>
+          <w:b w:val="on"/>
         </w:rPr>
         <w:t>GC</w:t>
       </w:r>

--- a/assets/readme/examples/word-export-companion.docx
+++ b/assets/readme/examples/word-export-companion.docx
@@ -33,6 +33,7 @@
           <w:rFonts w:ascii="Helvetica" w:hAnsi="Helvetica" w:cs="Helvetica" w:eastAsia="Helvetica"/>
           <w:sz w:val="28"/>
           <w:color w:val="000000"/>
+          <w:b w:val="on"/>
         </w:rPr>
         <w:t>PDF</w:t>
       </w:r>
@@ -49,6 +50,7 @@
           <w:rFonts w:ascii="Helvetica" w:hAnsi="Helvetica" w:cs="Helvetica" w:eastAsia="Helvetica"/>
           <w:sz w:val="28"/>
           <w:color w:val="000000"/>
+          <w:b w:val="on"/>
         </w:rPr>
         <w:t>DOCX</w:t>
       </w:r>
@@ -65,6 +67,7 @@
           <w:rFonts w:ascii="Helvetica" w:hAnsi="Helvetica" w:cs="Helvetica" w:eastAsia="Helvetica"/>
           <w:sz w:val="28"/>
           <w:color w:val="000000"/>
+          <w:i w:val="on"/>
         </w:rPr>
         <w:t xml:space="preserve">italic, </w:t>
       </w:r>
@@ -72,7 +75,7 @@
         <w:rPr>
           <w:rFonts w:ascii="Helvetica" w:hAnsi="Helvetica" w:cs="Helvetica" w:eastAsia="Helvetica"/>
           <w:sz w:val="28"/>
-          <w:color w:val="000000"/>
+          <w:color w:val="C4994C"/>
         </w:rPr>
         <w:t xml:space="preserve">colored, </w:t>
       </w:r>
@@ -80,7 +83,8 @@
         <w:rPr>
           <w:rFonts w:ascii="Helvetica" w:hAnsi="Helvetica" w:cs="Helvetica" w:eastAsia="Helvetica"/>
           <w:sz w:val="28"/>
-          <w:color w:val="000000"/>
+          <w:color w:val="14505F"/>
+          <w:b w:val="on"/>
         </w:rPr>
         <w:t>bold accents</w:t>
       </w:r>

--- a/assets/readme/examples/word-export-companion.docx
+++ b/assets/readme/examples/word-export-companion.docx
@@ -331,10 +331,28 @@
       </w:tblPr>
       <w:tr>
         <w:tc>
-          <w:p/>
-        </w:tc>
-        <w:tc>
-          <w:p/>
+          <w:p>
+            <w:r>
+              <w:rPr>
+                <w:rFonts w:ascii="Helvetica" w:hAnsi="Helvetica" w:cs="Helvetica" w:eastAsia="Helvetica"/>
+                <w:sz w:val="22"/>
+                <w:color w:val="222632"/>
+              </w:rPr>
+              <w:t>Left cell — editors keep the columns.</w:t>
+            </w:r>
+          </w:p>
+        </w:tc>
+        <w:tc>
+          <w:p>
+            <w:r>
+              <w:rPr>
+                <w:rFonts w:ascii="Helvetica" w:hAnsi="Helvetica" w:cs="Helvetica" w:eastAsia="Helvetica"/>
+                <w:sz w:val="22"/>
+                <w:color w:val="222632"/>
+              </w:rPr>
+              <w:t>Right cell — content stays editable.</w:t>
+            </w:r>
+          </w:p>
         </w:tc>
       </w:tr>
     </w:tbl>

--- a/assets/readme/examples/word-export-companion.docx
+++ b/assets/readme/examples/word-export-companion.docx
@@ -172,7 +172,7 @@
           <w:color w:val="222632"/>
           <w:b w:val="on"/>
         </w:rPr>
-        <w:t>Tables stay tables</w:t>
+        <w:t>Tables stay tables, and keep their paint</w:t>
       </w:r>
     </w:p>
     <w:tbl>
@@ -189,6 +189,15 @@
       </w:tblPr>
       <w:tr>
         <w:tc>
+          <w:tcPr>
+            <w:tcBorders>
+              <w:top w:val="single" w:sz="6" w:color="CDD4DB"/>
+              <w:left w:val="single" w:sz="6" w:color="CDD4DB"/>
+              <w:bottom w:val="single" w:sz="6" w:color="CDD4DB"/>
+              <w:right w:val="single" w:sz="6" w:color="CDD4DB"/>
+            </w:tcBorders>
+            <w:shd w:val="clear" w:fill="E8EEF3"/>
+          </w:tcPr>
           <w:p>
             <w:r>
               <w:t>Quarter</w:t>
@@ -196,6 +205,15 @@
           </w:p>
         </w:tc>
         <w:tc>
+          <w:tcPr>
+            <w:tcBorders>
+              <w:top w:val="single" w:sz="6" w:color="CDD4DB"/>
+              <w:left w:val="single" w:sz="6" w:color="CDD4DB"/>
+              <w:bottom w:val="single" w:sz="6" w:color="CDD4DB"/>
+              <w:right w:val="single" w:sz="6" w:color="CDD4DB"/>
+            </w:tcBorders>
+            <w:shd w:val="clear" w:fill="E8EEF3"/>
+          </w:tcPr>
           <w:p>
             <w:r>
               <w:t>Revenue</w:t>
@@ -203,6 +221,15 @@
           </w:p>
         </w:tc>
         <w:tc>
+          <w:tcPr>
+            <w:tcBorders>
+              <w:top w:val="single" w:sz="6" w:color="CDD4DB"/>
+              <w:left w:val="single" w:sz="6" w:color="CDD4DB"/>
+              <w:bottom w:val="single" w:sz="6" w:color="CDD4DB"/>
+              <w:right w:val="single" w:sz="6" w:color="CDD4DB"/>
+            </w:tcBorders>
+            <w:shd w:val="clear" w:fill="E8EEF3"/>
+          </w:tcPr>
           <w:p>
             <w:r>
               <w:t>Profit</w:t>
@@ -212,6 +239,14 @@
       </w:tr>
       <w:tr>
         <w:tc>
+          <w:tcPr>
+            <w:tcBorders>
+              <w:top w:val="single" w:sz="6" w:color="CDD4DB"/>
+              <w:left w:val="single" w:sz="6" w:color="CDD4DB"/>
+              <w:bottom w:val="single" w:sz="6" w:color="CDD4DB"/>
+              <w:right w:val="single" w:sz="6" w:color="CDD4DB"/>
+            </w:tcBorders>
+          </w:tcPr>
           <w:p>
             <w:r>
               <w:t>Q1</w:t>
@@ -219,6 +254,14 @@
           </w:p>
         </w:tc>
         <w:tc>
+          <w:tcPr>
+            <w:tcBorders>
+              <w:top w:val="single" w:sz="6" w:color="CDD4DB"/>
+              <w:left w:val="single" w:sz="6" w:color="CDD4DB"/>
+              <w:bottom w:val="single" w:sz="6" w:color="CDD4DB"/>
+              <w:right w:val="single" w:sz="6" w:color="CDD4DB"/>
+            </w:tcBorders>
+          </w:tcPr>
           <w:p>
             <w:r>
               <w:t>42</w:t>
@@ -226,6 +269,14 @@
           </w:p>
         </w:tc>
         <w:tc>
+          <w:tcPr>
+            <w:tcBorders>
+              <w:top w:val="single" w:sz="6" w:color="CDD4DB"/>
+              <w:left w:val="single" w:sz="6" w:color="CDD4DB"/>
+              <w:bottom w:val="single" w:sz="6" w:color="CDD4DB"/>
+              <w:right w:val="single" w:sz="6" w:color="CDD4DB"/>
+            </w:tcBorders>
+          </w:tcPr>
           <w:p>
             <w:r>
               <w:t>12</w:t>
@@ -235,6 +286,14 @@
       </w:tr>
       <w:tr>
         <w:tc>
+          <w:tcPr>
+            <w:tcBorders>
+              <w:top w:val="single" w:sz="6" w:color="CDD4DB"/>
+              <w:left w:val="single" w:sz="6" w:color="CDD4DB"/>
+              <w:bottom w:val="single" w:sz="6" w:color="CDD4DB"/>
+              <w:right w:val="single" w:sz="6" w:color="CDD4DB"/>
+            </w:tcBorders>
+          </w:tcPr>
           <w:p>
             <w:r>
               <w:t>Q2</w:t>
@@ -242,6 +301,14 @@
           </w:p>
         </w:tc>
         <w:tc>
+          <w:tcPr>
+            <w:tcBorders>
+              <w:top w:val="single" w:sz="6" w:color="CDD4DB"/>
+              <w:left w:val="single" w:sz="6" w:color="CDD4DB"/>
+              <w:bottom w:val="single" w:sz="6" w:color="CDD4DB"/>
+              <w:right w:val="single" w:sz="6" w:color="CDD4DB"/>
+            </w:tcBorders>
+          </w:tcPr>
           <w:p>
             <w:r>
               <w:t>55</w:t>
@@ -249,6 +316,14 @@
           </w:p>
         </w:tc>
         <w:tc>
+          <w:tcPr>
+            <w:tcBorders>
+              <w:top w:val="single" w:sz="6" w:color="CDD4DB"/>
+              <w:left w:val="single" w:sz="6" w:color="CDD4DB"/>
+              <w:bottom w:val="single" w:sz="6" w:color="CDD4DB"/>
+              <w:right w:val="single" w:sz="6" w:color="CDD4DB"/>
+            </w:tcBorders>
+          </w:tcPr>
           <w:p>
             <w:r>
               <w:t>17</w:t>
@@ -258,6 +333,14 @@
       </w:tr>
       <w:tr>
         <w:tc>
+          <w:tcPr>
+            <w:tcBorders>
+              <w:top w:val="single" w:sz="6" w:color="CDD4DB"/>
+              <w:left w:val="single" w:sz="6" w:color="CDD4DB"/>
+              <w:bottom w:val="single" w:sz="6" w:color="CDD4DB"/>
+              <w:right w:val="single" w:sz="6" w:color="CDD4DB"/>
+            </w:tcBorders>
+          </w:tcPr>
           <w:p>
             <w:r>
               <w:t>Q3</w:t>
@@ -265,6 +348,14 @@
           </w:p>
         </w:tc>
         <w:tc>
+          <w:tcPr>
+            <w:tcBorders>
+              <w:top w:val="single" w:sz="6" w:color="CDD4DB"/>
+              <w:left w:val="single" w:sz="6" w:color="CDD4DB"/>
+              <w:bottom w:val="single" w:sz="6" w:color="CDD4DB"/>
+              <w:right w:val="single" w:sz="6" w:color="CDD4DB"/>
+            </w:tcBorders>
+          </w:tcPr>
           <w:p>
             <w:r>
               <w:t>61</w:t>
@@ -272,6 +363,14 @@
           </w:p>
         </w:tc>
         <w:tc>
+          <w:tcPr>
+            <w:tcBorders>
+              <w:top w:val="single" w:sz="6" w:color="CDD4DB"/>
+              <w:left w:val="single" w:sz="6" w:color="CDD4DB"/>
+              <w:bottom w:val="single" w:sz="6" w:color="CDD4DB"/>
+              <w:right w:val="single" w:sz="6" w:color="CDD4DB"/>
+            </w:tcBorders>
+          </w:tcPr>
           <w:p>
             <w:r>
               <w:t>21</w:t>
@@ -281,6 +380,14 @@
       </w:tr>
       <w:tr>
         <w:tc>
+          <w:tcPr>
+            <w:tcBorders>
+              <w:top w:val="single" w:sz="6" w:color="CDD4DB"/>
+              <w:left w:val="single" w:sz="6" w:color="CDD4DB"/>
+              <w:bottom w:val="single" w:sz="6" w:color="CDD4DB"/>
+              <w:right w:val="single" w:sz="6" w:color="CDD4DB"/>
+            </w:tcBorders>
+          </w:tcPr>
           <w:p>
             <w:r>
               <w:t>Q4</w:t>
@@ -288,6 +395,14 @@
           </w:p>
         </w:tc>
         <w:tc>
+          <w:tcPr>
+            <w:tcBorders>
+              <w:top w:val="single" w:sz="6" w:color="CDD4DB"/>
+              <w:left w:val="single" w:sz="6" w:color="CDD4DB"/>
+              <w:bottom w:val="single" w:sz="6" w:color="CDD4DB"/>
+              <w:right w:val="single" w:sz="6" w:color="CDD4DB"/>
+            </w:tcBorders>
+          </w:tcPr>
           <w:p>
             <w:r>
               <w:t>70</w:t>
@@ -295,6 +410,14 @@
           </w:p>
         </w:tc>
         <w:tc>
+          <w:tcPr>
+            <w:tcBorders>
+              <w:top w:val="single" w:sz="6" w:color="CDD4DB"/>
+              <w:left w:val="single" w:sz="6" w:color="CDD4DB"/>
+              <w:bottom w:val="single" w:sz="6" w:color="CDD4DB"/>
+              <w:right w:val="single" w:sz="6" w:color="CDD4DB"/>
+            </w:tcBorders>
+          </w:tcPr>
           <w:p>
             <w:r>
               <w:t>26</w:t>

--- a/assets/readme/examples/word-export-companion.docx
+++ b/assets/readme/examples/word-export-companion.docx
@@ -10,8 +10,10 @@
         <w:rPr>
           <w:rFonts w:ascii="Helvetica" w:hAnsi="Helvetica" w:cs="Helvetica" w:eastAsia="Helvetica"/>
           <w:sz w:val="40"/>
+          <w:szCs w:val="40"/>
           <w:color w:val="142D50"/>
           <w:b w:val="on"/>
+          <w:bCs/>
         </w:rPr>
         <w:t>GraphCompose → Word, from one document</w:t>
       </w:r>
@@ -24,6 +26,7 @@
         <w:rPr>
           <w:rFonts w:ascii="Helvetica" w:hAnsi="Helvetica" w:cs="Helvetica" w:eastAsia="Helvetica"/>
           <w:sz w:val="28"/>
+          <w:szCs w:val="28"/>
           <w:color w:val="000000"/>
         </w:rPr>
         <w:t xml:space="preserve">This file exists twice: a fixed-layout </w:t>
@@ -32,8 +35,10 @@
         <w:rPr>
           <w:rFonts w:ascii="Helvetica" w:hAnsi="Helvetica" w:cs="Helvetica" w:eastAsia="Helvetica"/>
           <w:sz w:val="28"/>
+          <w:szCs w:val="28"/>
           <w:color w:val="000000"/>
           <w:b w:val="on"/>
+          <w:bCs/>
         </w:rPr>
         <w:t>PDF</w:t>
       </w:r>
@@ -41,6 +46,7 @@
         <w:rPr>
           <w:rFonts w:ascii="Helvetica" w:hAnsi="Helvetica" w:cs="Helvetica" w:eastAsia="Helvetica"/>
           <w:sz w:val="28"/>
+          <w:szCs w:val="28"/>
           <w:color w:val="000000"/>
         </w:rPr>
         <w:t xml:space="preserve"> and an editable </w:t>
@@ -49,8 +55,10 @@
         <w:rPr>
           <w:rFonts w:ascii="Helvetica" w:hAnsi="Helvetica" w:cs="Helvetica" w:eastAsia="Helvetica"/>
           <w:sz w:val="28"/>
+          <w:szCs w:val="28"/>
           <w:color w:val="000000"/>
           <w:b w:val="on"/>
+          <w:bCs/>
         </w:rPr>
         <w:t>DOCX</w:t>
       </w:r>
@@ -58,6 +66,7 @@
         <w:rPr>
           <w:rFonts w:ascii="Helvetica" w:hAnsi="Helvetica" w:cs="Helvetica" w:eastAsia="Helvetica"/>
           <w:sz w:val="28"/>
+          <w:szCs w:val="28"/>
           <w:color w:val="000000"/>
         </w:rPr>
         <w:t xml:space="preserve"> exported from the same session. Inline runs — </w:t>
@@ -66,8 +75,10 @@
         <w:rPr>
           <w:rFonts w:ascii="Helvetica" w:hAnsi="Helvetica" w:cs="Helvetica" w:eastAsia="Helvetica"/>
           <w:sz w:val="28"/>
+          <w:szCs w:val="28"/>
           <w:color w:val="000000"/>
           <w:i w:val="on"/>
+          <w:iCs/>
         </w:rPr>
         <w:t xml:space="preserve">italic, </w:t>
       </w:r>
@@ -75,6 +86,7 @@
         <w:rPr>
           <w:rFonts w:ascii="Helvetica" w:hAnsi="Helvetica" w:cs="Helvetica" w:eastAsia="Helvetica"/>
           <w:sz w:val="28"/>
+          <w:szCs w:val="28"/>
           <w:color w:val="C4994C"/>
         </w:rPr>
         <w:t xml:space="preserve">colored, </w:t>
@@ -83,8 +95,10 @@
         <w:rPr>
           <w:rFonts w:ascii="Helvetica" w:hAnsi="Helvetica" w:cs="Helvetica" w:eastAsia="Helvetica"/>
           <w:sz w:val="28"/>
+          <w:szCs w:val="28"/>
           <w:color w:val="14505F"/>
           <w:b w:val="on"/>
+          <w:bCs/>
         </w:rPr>
         <w:t>bold accents</w:t>
       </w:r>
@@ -92,6 +106,7 @@
         <w:rPr>
           <w:rFonts w:ascii="Helvetica" w:hAnsi="Helvetica" w:cs="Helvetica" w:eastAsia="Helvetica"/>
           <w:sz w:val="28"/>
+          <w:szCs w:val="28"/>
           <w:color w:val="000000"/>
         </w:rPr>
         <w:t xml:space="preserve"> — survive in both.</w:t>
@@ -105,8 +120,10 @@
         <w:rPr>
           <w:rFonts w:ascii="Helvetica" w:hAnsi="Helvetica" w:cs="Helvetica" w:eastAsia="Helvetica"/>
           <w:sz w:val="26"/>
-          <w:color w:val="222632"/>
-          <w:b w:val="on"/>
+          <w:szCs w:val="26"/>
+          <w:color w:val="222632"/>
+          <w:b w:val="on"/>
+          <w:bCs/>
         </w:rPr>
         <w:t>Lists keep markers and indent</w:t>
       </w:r>
@@ -116,6 +133,7 @@
         <w:rPr>
           <w:rFonts w:ascii="Helvetica" w:hAnsi="Helvetica" w:cs="Helvetica" w:eastAsia="Helvetica"/>
           <w:sz w:val="22"/>
+          <w:szCs w:val="22"/>
           <w:color w:val="222632"/>
         </w:rPr>
         <w:t>- Flat items use the list marker</w:t>
@@ -126,6 +144,7 @@
         <w:rPr>
           <w:rFonts w:ascii="Helvetica" w:hAnsi="Helvetica" w:cs="Helvetica" w:eastAsia="Helvetica"/>
           <w:sz w:val="22"/>
+          <w:szCs w:val="22"/>
           <w:color w:val="222632"/>
         </w:rPr>
         <w:t>- Word gets one paragraph per item</w:t>
@@ -136,6 +155,7 @@
         <w:rPr>
           <w:rFonts w:ascii="Helvetica" w:hAnsi="Helvetica" w:cs="Helvetica" w:eastAsia="Helvetica"/>
           <w:sz w:val="22"/>
+          <w:szCs w:val="22"/>
           <w:color w:val="222632"/>
         </w:rPr>
         <w:t>• Nested authoring</w:t>
@@ -146,6 +166,7 @@
         <w:rPr>
           <w:rFonts w:ascii="Helvetica" w:hAnsi="Helvetica" w:cs="Helvetica" w:eastAsia="Helvetica"/>
           <w:sz w:val="22"/>
+          <w:szCs w:val="22"/>
           <w:color w:val="222632"/>
         </w:rPr>
         <w:t xml:space="preserve">  ◦ Two spaces of indent per depth in Word</w:t>
@@ -156,6 +177,7 @@
         <w:rPr>
           <w:rFonts w:ascii="Helvetica" w:hAnsi="Helvetica" w:cs="Helvetica" w:eastAsia="Helvetica"/>
           <w:sz w:val="22"/>
+          <w:szCs w:val="22"/>
           <w:color w:val="222632"/>
         </w:rPr>
         <w:t xml:space="preserve">    ▪ Custom markers survive the export</w:t>
@@ -169,8 +191,10 @@
         <w:rPr>
           <w:rFonts w:ascii="Helvetica" w:hAnsi="Helvetica" w:cs="Helvetica" w:eastAsia="Helvetica"/>
           <w:sz w:val="26"/>
-          <w:color w:val="222632"/>
-          <w:b w:val="on"/>
+          <w:szCs w:val="26"/>
+          <w:color w:val="222632"/>
+          <w:b w:val="on"/>
+          <w:bCs/>
         </w:rPr>
         <w:t>Tables stay tables, and keep their paint</w:t>
       </w:r>
@@ -434,8 +458,10 @@
         <w:rPr>
           <w:rFonts w:ascii="Helvetica" w:hAnsi="Helvetica" w:cs="Helvetica" w:eastAsia="Helvetica"/>
           <w:sz w:val="26"/>
-          <w:color w:val="222632"/>
-          <w:b w:val="on"/>
+          <w:szCs w:val="26"/>
+          <w:color w:val="222632"/>
+          <w:b w:val="on"/>
+          <w:bCs/>
         </w:rPr>
         <w:t>Side-by-side rows become one-row tables</w:t>
       </w:r>
@@ -459,6 +485,7 @@
               <w:rPr>
                 <w:rFonts w:ascii="Helvetica" w:hAnsi="Helvetica" w:cs="Helvetica" w:eastAsia="Helvetica"/>
                 <w:sz w:val="22"/>
+                <w:szCs w:val="22"/>
                 <w:color w:val="222632"/>
               </w:rPr>
               <w:t>Left cell — editors keep the columns.</w:t>
@@ -471,6 +498,7 @@
               <w:rPr>
                 <w:rFonts w:ascii="Helvetica" w:hAnsi="Helvetica" w:cs="Helvetica" w:eastAsia="Helvetica"/>
                 <w:sz w:val="22"/>
+                <w:szCs w:val="22"/>
                 <w:color w:val="222632"/>
               </w:rPr>
               <w:t>Right cell — content stays editable.</w:t>
@@ -487,8 +515,10 @@
         <w:rPr>
           <w:rFonts w:ascii="Helvetica" w:hAnsi="Helvetica" w:cs="Helvetica" w:eastAsia="Helvetica"/>
           <w:sz w:val="26"/>
-          <w:color w:val="222632"/>
-          <w:b w:val="on"/>
+          <w:szCs w:val="26"/>
+          <w:color w:val="222632"/>
+          <w:b w:val="on"/>
+          <w:bCs/>
         </w:rPr>
         <w:t>Images embed at their declared size</w:t>
       </w:r>
@@ -543,8 +573,10 @@
         <w:rPr>
           <w:rFonts w:ascii="Helvetica" w:hAnsi="Helvetica" w:cs="Helvetica" w:eastAsia="Helvetica"/>
           <w:sz w:val="26"/>
-          <w:color w:val="222632"/>
-          <w:b w:val="on"/>
+          <w:szCs w:val="26"/>
+          <w:color w:val="222632"/>
+          <w:b w:val="on"/>
+          <w:bCs/>
         </w:rPr>
         <w:t>Charts fall back to their data</w:t>
       </w:r>
@@ -557,8 +589,10 @@
         <w:rPr>
           <w:rFonts w:ascii="Helvetica" w:hAnsi="Helvetica" w:cs="Helvetica" w:eastAsia="Helvetica"/>
           <w:sz w:val="20"/>
+          <w:szCs w:val="20"/>
           <w:color w:val="666A76"/>
           <w:i w:val="on"/>
+          <w:iCs/>
         </w:rPr>
         <w:t>The PDF renders the vector chart; Word has no layout pass, so the same node exports as a categories-by-series table.</w:t>
       </w:r>
@@ -699,8 +733,10 @@
         <w:rPr>
           <w:rFonts w:ascii="Helvetica" w:hAnsi="Helvetica" w:cs="Helvetica" w:eastAsia="Helvetica"/>
           <w:sz w:val="26"/>
-          <w:color w:val="222632"/>
-          <w:b w:val="on"/>
+          <w:szCs w:val="26"/>
+          <w:color w:val="222632"/>
+          <w:b w:val="on"/>
+          <w:bCs/>
         </w:rPr>
         <w:t>Geometry stays PDF-only by design</w:t>
       </w:r>
@@ -713,8 +749,10 @@
         <w:rPr>
           <w:rFonts w:ascii="Helvetica" w:hAnsi="Helvetica" w:cs="Helvetica" w:eastAsia="Helvetica"/>
           <w:sz w:val="20"/>
+          <w:szCs w:val="20"/>
           <w:color w:val="666A76"/>
           <w:i w:val="on"/>
+          <w:iCs/>
         </w:rPr>
         <w:t>The divider and the badge below render in the PDF; the semantic export skips pure geometry and writes the badge's text inline instead.</w:t>
       </w:r>
@@ -727,8 +765,10 @@
         <w:rPr>
           <w:rFonts w:ascii="Helvetica" w:hAnsi="Helvetica" w:cs="Helvetica" w:eastAsia="Helvetica"/>
           <w:sz w:val="40"/>
+          <w:szCs w:val="40"/>
           <w:color w:val="FFFFFF"/>
           <w:b w:val="on"/>
+          <w:bCs/>
         </w:rPr>
         <w:t>GC</w:t>
       </w:r>

--- a/assets/readme/examples/word-export-companion.docx
+++ b/assets/readme/examples/word-export-companion.docx
@@ -481,6 +481,9 @@
       <w:tr>
         <w:tc>
           <w:p>
+            <w:pPr>
+              <w:jc w:val="left"/>
+            </w:pPr>
             <w:r>
               <w:rPr>
                 <w:rFonts w:ascii="Helvetica" w:hAnsi="Helvetica" w:cs="Helvetica" w:eastAsia="Helvetica"/>
@@ -494,6 +497,9 @@
         </w:tc>
         <w:tc>
           <w:p>
+            <w:pPr>
+              <w:jc w:val="left"/>
+            </w:pPr>
             <w:r>
               <w:rPr>
                 <w:rFonts w:ascii="Helvetica" w:hAnsi="Helvetica" w:cs="Helvetica" w:eastAsia="Helvetica"/>

--- a/assets/readme/examples/word-export-companion.docx
+++ b/assets/readme/examples/word-export-companion.docx
@@ -13,7 +13,7 @@
           <w:szCs w:val="40"/>
           <w:color w:val="142D50"/>
           <w:b w:val="on"/>
-          <w:bCs/>
+          <w:bCs w:val="on"/>
         </w:rPr>
         <w:t>GraphCompose → Word, from one document</w:t>
       </w:r>
@@ -38,7 +38,7 @@
           <w:szCs w:val="28"/>
           <w:color w:val="000000"/>
           <w:b w:val="on"/>
-          <w:bCs/>
+          <w:bCs w:val="on"/>
         </w:rPr>
         <w:t>PDF</w:t>
       </w:r>
@@ -58,7 +58,7 @@
           <w:szCs w:val="28"/>
           <w:color w:val="000000"/>
           <w:b w:val="on"/>
-          <w:bCs/>
+          <w:bCs w:val="on"/>
         </w:rPr>
         <w:t>DOCX</w:t>
       </w:r>
@@ -78,7 +78,7 @@
           <w:szCs w:val="28"/>
           <w:color w:val="000000"/>
           <w:i w:val="on"/>
-          <w:iCs/>
+          <w:iCs w:val="on"/>
         </w:rPr>
         <w:t xml:space="preserve">italic, </w:t>
       </w:r>
@@ -98,7 +98,7 @@
           <w:szCs w:val="28"/>
           <w:color w:val="14505F"/>
           <w:b w:val="on"/>
-          <w:bCs/>
+          <w:bCs w:val="on"/>
         </w:rPr>
         <w:t>bold accents</w:t>
       </w:r>
@@ -123,7 +123,7 @@
           <w:szCs w:val="26"/>
           <w:color w:val="222632"/>
           <w:b w:val="on"/>
-          <w:bCs/>
+          <w:bCs w:val="on"/>
         </w:rPr>
         <w:t>Lists keep markers and indent</w:t>
       </w:r>
@@ -194,7 +194,7 @@
           <w:szCs w:val="26"/>
           <w:color w:val="222632"/>
           <w:b w:val="on"/>
-          <w:bCs/>
+          <w:bCs w:val="on"/>
         </w:rPr>
         <w:t>Tables stay tables, and keep their paint</w:t>
       </w:r>
@@ -461,7 +461,7 @@
           <w:szCs w:val="26"/>
           <w:color w:val="222632"/>
           <w:b w:val="on"/>
-          <w:bCs/>
+          <w:bCs w:val="on"/>
         </w:rPr>
         <w:t>Side-by-side rows become one-row tables</w:t>
       </w:r>
@@ -524,7 +524,7 @@
           <w:szCs w:val="26"/>
           <w:color w:val="222632"/>
           <w:b w:val="on"/>
-          <w:bCs/>
+          <w:bCs w:val="on"/>
         </w:rPr>
         <w:t>Images embed at their declared size</w:t>
       </w:r>
@@ -582,7 +582,7 @@
           <w:szCs w:val="26"/>
           <w:color w:val="222632"/>
           <w:b w:val="on"/>
-          <w:bCs/>
+          <w:bCs w:val="on"/>
         </w:rPr>
         <w:t>Charts fall back to their data</w:t>
       </w:r>
@@ -598,7 +598,7 @@
           <w:szCs w:val="20"/>
           <w:color w:val="666A76"/>
           <w:i w:val="on"/>
-          <w:iCs/>
+          <w:iCs w:val="on"/>
         </w:rPr>
         <w:t>The PDF renders the vector chart; Word has no layout pass, so the same node exports as a categories-by-series table.</w:t>
       </w:r>
@@ -742,7 +742,7 @@
           <w:szCs w:val="26"/>
           <w:color w:val="222632"/>
           <w:b w:val="on"/>
-          <w:bCs/>
+          <w:bCs w:val="on"/>
         </w:rPr>
         <w:t>Geometry stays PDF-only by design</w:t>
       </w:r>
@@ -758,7 +758,7 @@
           <w:szCs w:val="20"/>
           <w:color w:val="666A76"/>
           <w:i w:val="on"/>
-          <w:iCs/>
+          <w:iCs w:val="on"/>
         </w:rPr>
         <w:t>The divider and the badge below render in the PDF; the semantic export skips pure geometry and writes the badge's text inline instead.</w:t>
       </w:r>
@@ -774,7 +774,7 @@
           <w:szCs w:val="40"/>
           <w:color w:val="FFFFFF"/>
           <w:b w:val="on"/>
-          <w:bCs/>
+          <w:bCs w:val="on"/>
         </w:rPr>
         <w:t>GC</w:t>
       </w:r>

--- a/assets/readme/examples/word-export-companion.docx
+++ b/assets/readme/examples/word-export-companion.docx
@@ -10,8 +10,10 @@
         <w:rPr>
           <w:rFonts w:ascii="Helvetica" w:hAnsi="Helvetica" w:cs="Helvetica" w:eastAsia="Helvetica"/>
           <w:sz w:val="40"/>
+          <w:szCs w:val="40"/>
           <w:color w:val="142D50"/>
           <w:b w:val="on"/>
+          <w:bCs w:val="on"/>
         </w:rPr>
         <w:t>GraphCompose → Word, from one document</w:t>
       </w:r>
@@ -24,6 +26,7 @@
         <w:rPr>
           <w:rFonts w:ascii="Helvetica" w:hAnsi="Helvetica" w:cs="Helvetica" w:eastAsia="Helvetica"/>
           <w:sz w:val="28"/>
+          <w:szCs w:val="28"/>
           <w:color w:val="000000"/>
         </w:rPr>
         <w:t xml:space="preserve">This file exists twice: a fixed-layout </w:t>
@@ -32,8 +35,10 @@
         <w:rPr>
           <w:rFonts w:ascii="Helvetica" w:hAnsi="Helvetica" w:cs="Helvetica" w:eastAsia="Helvetica"/>
           <w:sz w:val="28"/>
+          <w:szCs w:val="28"/>
           <w:color w:val="000000"/>
           <w:b w:val="on"/>
+          <w:bCs w:val="on"/>
         </w:rPr>
         <w:t>PDF</w:t>
       </w:r>
@@ -41,6 +46,7 @@
         <w:rPr>
           <w:rFonts w:ascii="Helvetica" w:hAnsi="Helvetica" w:cs="Helvetica" w:eastAsia="Helvetica"/>
           <w:sz w:val="28"/>
+          <w:szCs w:val="28"/>
           <w:color w:val="000000"/>
         </w:rPr>
         <w:t xml:space="preserve"> and an editable </w:t>
@@ -49,8 +55,10 @@
         <w:rPr>
           <w:rFonts w:ascii="Helvetica" w:hAnsi="Helvetica" w:cs="Helvetica" w:eastAsia="Helvetica"/>
           <w:sz w:val="28"/>
+          <w:szCs w:val="28"/>
           <w:color w:val="000000"/>
           <w:b w:val="on"/>
+          <w:bCs w:val="on"/>
         </w:rPr>
         <w:t>DOCX</w:t>
       </w:r>
@@ -58,6 +66,7 @@
         <w:rPr>
           <w:rFonts w:ascii="Helvetica" w:hAnsi="Helvetica" w:cs="Helvetica" w:eastAsia="Helvetica"/>
           <w:sz w:val="28"/>
+          <w:szCs w:val="28"/>
           <w:color w:val="000000"/>
         </w:rPr>
         <w:t xml:space="preserve"> exported from the same session. Inline runs — </w:t>
@@ -66,8 +75,10 @@
         <w:rPr>
           <w:rFonts w:ascii="Helvetica" w:hAnsi="Helvetica" w:cs="Helvetica" w:eastAsia="Helvetica"/>
           <w:sz w:val="28"/>
+          <w:szCs w:val="28"/>
           <w:color w:val="000000"/>
           <w:i w:val="on"/>
+          <w:iCs w:val="on"/>
         </w:rPr>
         <w:t xml:space="preserve">italic, </w:t>
       </w:r>
@@ -75,6 +86,7 @@
         <w:rPr>
           <w:rFonts w:ascii="Helvetica" w:hAnsi="Helvetica" w:cs="Helvetica" w:eastAsia="Helvetica"/>
           <w:sz w:val="28"/>
+          <w:szCs w:val="28"/>
           <w:color w:val="C4994C"/>
         </w:rPr>
         <w:t xml:space="preserve">colored, </w:t>
@@ -83,8 +95,10 @@
         <w:rPr>
           <w:rFonts w:ascii="Helvetica" w:hAnsi="Helvetica" w:cs="Helvetica" w:eastAsia="Helvetica"/>
           <w:sz w:val="28"/>
+          <w:szCs w:val="28"/>
           <w:color w:val="14505F"/>
           <w:b w:val="on"/>
+          <w:bCs w:val="on"/>
         </w:rPr>
         <w:t>bold accents</w:t>
       </w:r>
@@ -92,6 +106,7 @@
         <w:rPr>
           <w:rFonts w:ascii="Helvetica" w:hAnsi="Helvetica" w:cs="Helvetica" w:eastAsia="Helvetica"/>
           <w:sz w:val="28"/>
+          <w:szCs w:val="28"/>
           <w:color w:val="000000"/>
         </w:rPr>
         <w:t xml:space="preserve"> — survive in both.</w:t>
@@ -105,8 +120,10 @@
         <w:rPr>
           <w:rFonts w:ascii="Helvetica" w:hAnsi="Helvetica" w:cs="Helvetica" w:eastAsia="Helvetica"/>
           <w:sz w:val="26"/>
-          <w:color w:val="222632"/>
-          <w:b w:val="on"/>
+          <w:szCs w:val="26"/>
+          <w:color w:val="222632"/>
+          <w:b w:val="on"/>
+          <w:bCs w:val="on"/>
         </w:rPr>
         <w:t>Lists keep markers and indent</w:t>
       </w:r>
@@ -116,6 +133,7 @@
         <w:rPr>
           <w:rFonts w:ascii="Helvetica" w:hAnsi="Helvetica" w:cs="Helvetica" w:eastAsia="Helvetica"/>
           <w:sz w:val="22"/>
+          <w:szCs w:val="22"/>
           <w:color w:val="222632"/>
         </w:rPr>
         <w:t>- Flat items use the list marker</w:t>
@@ -126,6 +144,7 @@
         <w:rPr>
           <w:rFonts w:ascii="Helvetica" w:hAnsi="Helvetica" w:cs="Helvetica" w:eastAsia="Helvetica"/>
           <w:sz w:val="22"/>
+          <w:szCs w:val="22"/>
           <w:color w:val="222632"/>
         </w:rPr>
         <w:t>- Word gets one paragraph per item</w:t>
@@ -136,6 +155,7 @@
         <w:rPr>
           <w:rFonts w:ascii="Helvetica" w:hAnsi="Helvetica" w:cs="Helvetica" w:eastAsia="Helvetica"/>
           <w:sz w:val="22"/>
+          <w:szCs w:val="22"/>
           <w:color w:val="222632"/>
         </w:rPr>
         <w:t>• Nested authoring</w:t>
@@ -146,6 +166,7 @@
         <w:rPr>
           <w:rFonts w:ascii="Helvetica" w:hAnsi="Helvetica" w:cs="Helvetica" w:eastAsia="Helvetica"/>
           <w:sz w:val="22"/>
+          <w:szCs w:val="22"/>
           <w:color w:val="222632"/>
         </w:rPr>
         <w:t xml:space="preserve">  ◦ Two spaces of indent per depth in Word</w:t>
@@ -156,6 +177,7 @@
         <w:rPr>
           <w:rFonts w:ascii="Helvetica" w:hAnsi="Helvetica" w:cs="Helvetica" w:eastAsia="Helvetica"/>
           <w:sz w:val="22"/>
+          <w:szCs w:val="22"/>
           <w:color w:val="222632"/>
         </w:rPr>
         <w:t xml:space="preserve">    ▪ Custom markers survive the export</w:t>
@@ -169,8 +191,10 @@
         <w:rPr>
           <w:rFonts w:ascii="Helvetica" w:hAnsi="Helvetica" w:cs="Helvetica" w:eastAsia="Helvetica"/>
           <w:sz w:val="26"/>
-          <w:color w:val="222632"/>
-          <w:b w:val="on"/>
+          <w:szCs w:val="26"/>
+          <w:color w:val="222632"/>
+          <w:b w:val="on"/>
+          <w:bCs w:val="on"/>
         </w:rPr>
         <w:t>Tables stay tables, and keep their paint</w:t>
       </w:r>
@@ -434,8 +458,10 @@
         <w:rPr>
           <w:rFonts w:ascii="Helvetica" w:hAnsi="Helvetica" w:cs="Helvetica" w:eastAsia="Helvetica"/>
           <w:sz w:val="26"/>
-          <w:color w:val="222632"/>
-          <w:b w:val="on"/>
+          <w:szCs w:val="26"/>
+          <w:color w:val="222632"/>
+          <w:b w:val="on"/>
+          <w:bCs w:val="on"/>
         </w:rPr>
         <w:t>Side-by-side rows become one-row tables</w:t>
       </w:r>
@@ -455,10 +481,14 @@
       <w:tr>
         <w:tc>
           <w:p>
+            <w:pPr>
+              <w:jc w:val="left"/>
+            </w:pPr>
             <w:r>
               <w:rPr>
                 <w:rFonts w:ascii="Helvetica" w:hAnsi="Helvetica" w:cs="Helvetica" w:eastAsia="Helvetica"/>
                 <w:sz w:val="22"/>
+                <w:szCs w:val="22"/>
                 <w:color w:val="222632"/>
               </w:rPr>
               <w:t>Left cell — editors keep the columns.</w:t>
@@ -467,10 +497,14 @@
         </w:tc>
         <w:tc>
           <w:p>
+            <w:pPr>
+              <w:jc w:val="left"/>
+            </w:pPr>
             <w:r>
               <w:rPr>
                 <w:rFonts w:ascii="Helvetica" w:hAnsi="Helvetica" w:cs="Helvetica" w:eastAsia="Helvetica"/>
                 <w:sz w:val="22"/>
+                <w:szCs w:val="22"/>
                 <w:color w:val="222632"/>
               </w:rPr>
               <w:t>Right cell — content stays editable.</w:t>
@@ -487,8 +521,10 @@
         <w:rPr>
           <w:rFonts w:ascii="Helvetica" w:hAnsi="Helvetica" w:cs="Helvetica" w:eastAsia="Helvetica"/>
           <w:sz w:val="26"/>
-          <w:color w:val="222632"/>
-          <w:b w:val="on"/>
+          <w:szCs w:val="26"/>
+          <w:color w:val="222632"/>
+          <w:b w:val="on"/>
+          <w:bCs w:val="on"/>
         </w:rPr>
         <w:t>Images embed at their declared size</w:t>
       </w:r>
@@ -543,8 +579,10 @@
         <w:rPr>
           <w:rFonts w:ascii="Helvetica" w:hAnsi="Helvetica" w:cs="Helvetica" w:eastAsia="Helvetica"/>
           <w:sz w:val="26"/>
-          <w:color w:val="222632"/>
-          <w:b w:val="on"/>
+          <w:szCs w:val="26"/>
+          <w:color w:val="222632"/>
+          <w:b w:val="on"/>
+          <w:bCs w:val="on"/>
         </w:rPr>
         <w:t>Charts fall back to their data</w:t>
       </w:r>
@@ -557,8 +595,10 @@
         <w:rPr>
           <w:rFonts w:ascii="Helvetica" w:hAnsi="Helvetica" w:cs="Helvetica" w:eastAsia="Helvetica"/>
           <w:sz w:val="20"/>
+          <w:szCs w:val="20"/>
           <w:color w:val="666A76"/>
           <w:i w:val="on"/>
+          <w:iCs w:val="on"/>
         </w:rPr>
         <w:t>The PDF renders the vector chart; Word has no layout pass, so the same node exports as a categories-by-series table.</w:t>
       </w:r>
@@ -699,8 +739,10 @@
         <w:rPr>
           <w:rFonts w:ascii="Helvetica" w:hAnsi="Helvetica" w:cs="Helvetica" w:eastAsia="Helvetica"/>
           <w:sz w:val="26"/>
-          <w:color w:val="222632"/>
-          <w:b w:val="on"/>
+          <w:szCs w:val="26"/>
+          <w:color w:val="222632"/>
+          <w:b w:val="on"/>
+          <w:bCs w:val="on"/>
         </w:rPr>
         <w:t>Geometry stays PDF-only by design</w:t>
       </w:r>
@@ -713,8 +755,10 @@
         <w:rPr>
           <w:rFonts w:ascii="Helvetica" w:hAnsi="Helvetica" w:cs="Helvetica" w:eastAsia="Helvetica"/>
           <w:sz w:val="20"/>
+          <w:szCs w:val="20"/>
           <w:color w:val="666A76"/>
           <w:i w:val="on"/>
+          <w:iCs w:val="on"/>
         </w:rPr>
         <w:t>The divider and the badge below render in the PDF; the semantic export skips pure geometry and writes the badge's text inline instead.</w:t>
       </w:r>
@@ -727,8 +771,10 @@
         <w:rPr>
           <w:rFonts w:ascii="Helvetica" w:hAnsi="Helvetica" w:cs="Helvetica" w:eastAsia="Helvetica"/>
           <w:sz w:val="40"/>
+          <w:szCs w:val="40"/>
           <w:color w:val="FFFFFF"/>
           <w:b w:val="on"/>
+          <w:bCs w:val="on"/>
         </w:rPr>
         <w:t>GC</w:t>
       </w:r>
